--- a/docs/Jacobi_metric_and_Geodesics_in_Riemannian_Geometry.docx
+++ b/docs/Jacobi_metric_and_Geodesics_in_Riemannian_Geometry.docx
@@ -114,7 +114,18 @@
         </m:r>
       </m:oMath>
       <w:r>
-        <w:t xml:space="preserve"> be a smooth n-dimensional manifold (the </w:t>
+        <w:t xml:space="preserve"> be a smooth </w:t>
+      </w:r>
+      <m:oMath>
+        <m:r>
+          <w:rPr>
+            <w:rFonts w:ascii="Cambria Math" w:hAnsi="Cambria Math"/>
+          </w:rPr>
+          <m:t>n</m:t>
+        </m:r>
+      </m:oMath>
+      <w:r>
+        <w:t xml:space="preserve">-dimensional manifold (the </w:t>
       </w:r>
       <w:r>
         <w:rPr>
@@ -128,6 +139,9 @@
       </w:r>
       <m:oMath>
         <m:r>
+          <m:rPr>
+            <m:scr m:val="fraktur"/>
+          </m:rPr>
           <w:rPr>
             <w:rFonts w:ascii="Cambria Math" w:hAnsi="Cambria Math"/>
           </w:rPr>
@@ -139,6 +153,32 @@
           </w:rPr>
           <m:t>=</m:t>
         </m:r>
+        <m:sSub>
+          <m:sSubPr>
+            <m:ctrlPr>
+              <w:rPr>
+                <w:rFonts w:ascii="Cambria Math" w:hAnsi="Cambria Math"/>
+                <w:i/>
+              </w:rPr>
+            </m:ctrlPr>
+          </m:sSubPr>
+          <m:e>
+            <m:r>
+              <w:rPr>
+                <w:rFonts w:ascii="Cambria Math" w:hAnsi="Cambria Math"/>
+              </w:rPr>
+              <m:t>g</m:t>
+            </m:r>
+          </m:e>
+          <m:sub>
+            <m:r>
+              <w:rPr>
+                <w:rFonts w:ascii="Cambria Math" w:hAnsi="Cambria Math"/>
+              </w:rPr>
+              <m:t>ij</m:t>
+            </m:r>
+          </m:sub>
+        </m:sSub>
         <m:d>
           <m:dPr>
             <m:ctrlPr>
@@ -149,35 +189,21 @@
             </m:ctrlPr>
           </m:dPr>
           <m:e>
-            <m:sSub>
-              <m:sSubPr>
-                <m:ctrlPr>
-                  <w:rPr>
-                    <w:rFonts w:ascii="Cambria Math" w:hAnsi="Cambria Math"/>
-                    <w:i/>
-                  </w:rPr>
-                </m:ctrlPr>
-              </m:sSubPr>
-              <m:e>
-                <m:r>
-                  <w:rPr>
-                    <w:rFonts w:ascii="Cambria Math" w:hAnsi="Cambria Math"/>
-                  </w:rPr>
-                  <m:t>g</m:t>
-                </m:r>
-              </m:e>
-              <m:sub>
-                <m:r>
-                  <w:rPr>
-                    <w:rFonts w:ascii="Cambria Math" w:hAnsi="Cambria Math"/>
-                  </w:rPr>
-                  <m:t>ij</m:t>
-                </m:r>
-              </m:sub>
-            </m:sSub>
+            <m:r>
+              <w:rPr>
+                <w:rFonts w:ascii="Cambria Math" w:hAnsi="Cambria Math"/>
+              </w:rPr>
+              <m:t>q</m:t>
+            </m:r>
           </m:e>
         </m:d>
       </m:oMath>
+      <w:r>
+        <w:rPr>
+          <w:rFonts w:eastAsiaTheme="minorEastAsia"/>
+        </w:rPr>
+        <w:t>.</w:t>
+      </w:r>
     </w:p>
     <w:sectPr>
       <w:pgSz w:w="12240" w:h="15840"/>

--- a/docs/Jacobi_metric_and_Geodesics_in_Riemannian_Geometry.docx
+++ b/docs/Jacobi_metric_and_Geodesics_in_Riemannian_Geometry.docx
@@ -102,6 +102,11 @@
     </w:p>
     <w:p/>
     <w:p>
+      <w:pPr>
+        <w:rPr>
+          <w:rFonts w:eastAsiaTheme="minorEastAsia"/>
+        </w:rPr>
+      </w:pPr>
       <w:r>
         <w:t xml:space="preserve">Let </w:t>
       </w:r>
@@ -205,6 +210,63 @@
         <w:t>.</w:t>
       </w:r>
     </w:p>
+    <w:p>
+      <w:pPr>
+        <w:rPr>
+          <w:rFonts w:eastAsiaTheme="minorEastAsia"/>
+        </w:rPr>
+      </w:pPr>
+    </w:p>
+    <w:p>
+      <w:pPr>
+        <w:rPr>
+          <w:rFonts w:eastAsiaTheme="minorEastAsia"/>
+        </w:rPr>
+      </w:pPr>
+    </w:p>
+    <w:p>
+      <w:pPr>
+        <w:pStyle w:val="Heading1"/>
+        <w:rPr>
+          <w:rFonts w:eastAsiaTheme="minorEastAsia"/>
+        </w:rPr>
+      </w:pPr>
+      <w:r>
+        <w:rPr>
+          <w:rFonts w:eastAsiaTheme="minorEastAsia"/>
+        </w:rPr>
+        <w:t xml:space="preserve">Appendix </w:t>
+      </w:r>
+    </w:p>
+    <w:p>
+      <w:pPr>
+        <w:rPr>
+          <w:rFonts w:eastAsiaTheme="minorEastAsia"/>
+        </w:rPr>
+      </w:pPr>
+    </w:p>
+    <w:p>
+      <w:pPr>
+        <w:pStyle w:val="Heading2"/>
+        <w:rPr>
+          <w:rFonts w:eastAsiaTheme="minorEastAsia"/>
+        </w:rPr>
+      </w:pPr>
+      <w:r>
+        <w:rPr>
+          <w:rFonts w:eastAsiaTheme="minorEastAsia"/>
+        </w:rPr>
+        <w:t>Riemannian Metric in Riemannian Geometry</w:t>
+      </w:r>
+    </w:p>
+    <w:p>
+      <w:pPr>
+        <w:rPr>
+          <w:rFonts w:eastAsiaTheme="minorEastAsia"/>
+        </w:rPr>
+      </w:pPr>
+    </w:p>
+    <w:p/>
     <w:sectPr>
       <w:pgSz w:w="12240" w:h="15840"/>
       <w:pgMar w:top="1440" w:right="1440" w:bottom="1440" w:left="1440" w:header="720" w:footer="720" w:gutter="0"/>
@@ -649,7 +711,6 @@
     <w:next w:val="Normal"/>
     <w:link w:val="Heading2Char"/>
     <w:uiPriority w:val="9"/>
-    <w:semiHidden/>
     <w:unhideWhenUsed/>
     <w:qFormat/>
     <w:rsid w:val="00E10903"/>
@@ -863,7 +924,6 @@
     <w:basedOn w:val="DefaultParagraphFont"/>
     <w:link w:val="Heading2"/>
     <w:uiPriority w:val="9"/>
-    <w:semiHidden/>
     <w:rsid w:val="00E10903"/>
     <w:rPr>
       <w:rFonts w:ascii="Calibri Light" w:eastAsiaTheme="majorEastAsia" w:hAnsi="Calibri Light" w:cstheme="majorBidi"/>
